--- a/docs/research/extensions/speckit_superpowers/implementation/TDD_INTEGRATION.docx
+++ b/docs/research/extensions/speckit_superpowers/implementation/TDD_INTEGRATION.docx
@@ -26,7 +26,7 @@
         <w:t xml:space="preserve"> </w:t>
       </w:r>
       <w:r>
-        <w:t xml:space="preserve">1</w:t>
+        <w:t xml:space="preserve">2</w:t>
       </w:r>
       <w:r>
         <w:t xml:space="preserve"> </w:t>
@@ -42,7 +42,142 @@
         <w:t xml:space="preserve"> </w:t>
       </w:r>
       <w:r>
-        <w:t xml:space="preserve">2026-07-24T00:00:00Z</w:t>
+        <w:t xml:space="preserve">2026-09-22T00:00:00Z</w:t>
+      </w:r>
+    </w:p>
+    <w:p>
+      <w:pPr>
+        <w:pStyle w:val="BlockText"/>
+      </w:pPr>
+      <w:r>
+        <w:rPr>
+          <w:b/>
+          <w:bCs/>
+        </w:rPr>
+        <w:t xml:space="preserve">ARCHITECTURE AMENDMENT — 2026-09-22 (HXC-159 Phase B3).</w:t>
+      </w:r>
+      <w:r>
+        <w:t xml:space="preserve"> </w:t>
+      </w:r>
+      <w:r>
+        <w:t xml:space="preserve">This document's</w:t>
+      </w:r>
+      <w:r>
+        <w:t xml:space="preserve"> </w:t>
+      </w:r>
+      <w:r>
+        <w:t xml:space="preserve">"Constitutional Binding" table describes how a FUTURE</w:t>
+      </w:r>
+      <w:r>
+        <w:t xml:space="preserve"> </w:t>
+      </w:r>
+      <w:r>
+        <w:rPr>
+          <w:rStyle w:val="VerbatimChar"/>
+        </w:rPr>
+        <w:t xml:space="preserve">implementation-gate.js</w:t>
+      </w:r>
+      <w:r>
+        <w:t xml:space="preserve"> </w:t>
+      </w:r>
+      <w:r>
+        <w:t xml:space="preserve">tool (part of the never-built nano-task engine) would satisfy 14 constitution</w:t>
+      </w:r>
+      <w:r>
+        <w:t xml:space="preserve"> </w:t>
+      </w:r>
+      <w:r>
+        <w:t xml:space="preserve">anchors, and references the "SuperBridge MCP server" tool</w:t>
+      </w:r>
+      <w:r>
+        <w:t xml:space="preserve"> </w:t>
+      </w:r>
+      <w:r>
+        <w:rPr>
+          <w:rStyle w:val="VerbatimChar"/>
+        </w:rPr>
+        <w:t xml:space="preserve">verify_anti_bluff</w:t>
+      </w:r>
+      <w:r>
+        <w:t xml:space="preserve"> </w:t>
+      </w:r>
+      <w:r>
+        <w:t xml:space="preserve">— a server independently re-derived twice (GitHub</w:t>
+      </w:r>
+      <w:r>
+        <w:t xml:space="preserve"> </w:t>
+      </w:r>
+      <w:r>
+        <w:rPr>
+          <w:rStyle w:val="VerbatimChar"/>
+        </w:rPr>
+        <w:t xml:space="preserve">total_count: 0</w:t>
+      </w:r>
+      <w:r>
+        <w:t xml:space="preserve">; npm exact-name lookup</w:t>
+      </w:r>
+      <w:r>
+        <w:t xml:space="preserve"> </w:t>
+      </w:r>
+      <w:r>
+        <w:rPr>
+          <w:rStyle w:val="VerbatimChar"/>
+        </w:rPr>
+        <w:t xml:space="preserve">HTTP 404</w:t>
+      </w:r>
+      <w:r>
+        <w:t xml:space="preserve">) not to exist as</w:t>
+      </w:r>
+      <w:r>
+        <w:t xml:space="preserve"> </w:t>
+      </w:r>
+      <w:r>
+        <w:t xml:space="preserve">software. Every anchor this document cites is REAL and already-landed and</w:t>
+      </w:r>
+      <w:r>
+        <w:t xml:space="preserve"> </w:t>
+      </w:r>
+      <w:r>
+        <w:t xml:space="preserve">ALREADY governs this project's actual installer/validator scripts</w:t>
+      </w:r>
+      <w:r>
+        <w:t xml:space="preserve"> </w:t>
+      </w:r>
+      <w:r>
+        <w:t xml:space="preserve">(T-B2.02/T-B2.03) independently of this document. See</w:t>
+      </w:r>
+      <w:r>
+        <w:t xml:space="preserve"> </w:t>
+      </w:r>
+      <w:r>
+        <w:rPr>
+          <w:rStyle w:val="VerbatimChar"/>
+        </w:rPr>
+        <w:t xml:space="preserve">../README.md#architecture-amendment-2026-09-22</w:t>
+      </w:r>
+      <w:r>
+        <w:t xml:space="preserve"> </w:t>
+      </w:r>
+      <w:r>
+        <w:t xml:space="preserve">for the corrected 6-layer</w:t>
+      </w:r>
+      <w:r>
+        <w:t xml:space="preserve"> </w:t>
+      </w:r>
+      <w:r>
+        <w:t xml:space="preserve">architecture and the proven substitution (Spec Kit + Superpowers + Claude</w:t>
+      </w:r>
+      <w:r>
+        <w:t xml:space="preserve"> </w:t>
+      </w:r>
+      <w:r>
+        <w:t xml:space="preserve">Code's own skill/subagent machinery, never an MCP server). Content below is</w:t>
+      </w:r>
+      <w:r>
+        <w:t xml:space="preserve"> </w:t>
+      </w:r>
+      <w:r>
+        <w:t xml:space="preserve">retained design intent (§11.4.35/§11.4.124), not shipped software.</w:t>
       </w:r>
     </w:p>
     <w:bookmarkStart w:id="9" w:name="table-of-contents"/>
@@ -37890,7 +38025,7 @@
         <w:rFonts w:asciiTheme="minorHAnsi" w:cstheme="minorBidi" w:eastAsiaTheme="minorEastAsia" w:hAnsiTheme="minorHAnsi"/>
         <w:sz w:val="24"/>
         <w:szCs w:val="24"/>
-        <w:lang w:bidi="ar-SA" w:eastAsia="zh-CN" w:val="en"/>
+        <w:lang w:bidi="ar-SA" w:eastAsia="zh-CN" w:val="en-US"/>
       </w:rPr>
     </w:rPrDefault>
     <w:pPrDefault>
@@ -37942,8 +38077,8 @@
     </w:pPr>
     <w:rPr>
       <w:rFonts w:asciiTheme="majorHAnsi" w:cstheme="majorBidi" w:eastAsiaTheme="majorEastAsia" w:hAnsiTheme="majorHAnsi"/>
-      <w:sz w:val="40"/>
-      <w:szCs w:val="40"/>
+      <w:sz w:val="56"/>
+      <w:szCs w:val="56"/>
     </w:rPr>
   </w:style>
   <w:style w:customStyle="1" w:styleId="TitleChar" w:type="character">
@@ -38077,8 +38212,8 @@
     <w:rPr>
       <w:rFonts w:asciiTheme="majorHAnsi" w:cstheme="majorBidi" w:eastAsiaTheme="majorEastAsia" w:hAnsiTheme="majorHAnsi"/>
       <w:color w:themeColor="accent1" w:themeShade="BF" w:val="0F4761"/>
-      <w:sz w:val="32"/>
-      <w:szCs w:val="32"/>
+      <w:sz w:val="40"/>
+      <w:szCs w:val="40"/>
     </w:rPr>
   </w:style>
   <w:style w:styleId="Heading2" w:type="paragraph">
@@ -38100,8 +38235,8 @@
     <w:rPr>
       <w:rFonts w:asciiTheme="majorHAnsi" w:cstheme="majorBidi" w:eastAsiaTheme="majorEastAsia" w:hAnsiTheme="majorHAnsi"/>
       <w:color w:themeColor="accent1" w:themeShade="BF" w:val="0F4761"/>
-      <w:sz w:val="26"/>
-      <w:szCs w:val="26"/>
+      <w:sz w:val="32"/>
+      <w:szCs w:val="32"/>
     </w:rPr>
   </w:style>
   <w:style w:styleId="Heading3" w:type="paragraph">
@@ -38123,8 +38258,8 @@
     <w:rPr>
       <w:rFonts w:cstheme="majorBidi" w:eastAsiaTheme="majorEastAsia"/>
       <w:color w:themeColor="accent1" w:themeShade="BF" w:val="0F4761"/>
-      <w:sz w:val="24"/>
-      <w:szCs w:val="24"/>
+      <w:sz w:val="28"/>
+      <w:szCs w:val="28"/>
     </w:rPr>
   </w:style>
   <w:style w:styleId="Heading4" w:type="paragraph">
@@ -38144,8 +38279,6 @@
       <w:outlineLvl w:val="3"/>
     </w:pPr>
     <w:rPr>
-      <w:sz w:val="22"/>
-      <w:szCs w:val="22"/>
       <w:rFonts w:cstheme="majorBidi" w:eastAsiaTheme="majorEastAsia"/>
       <w:i/>
       <w:iCs/>
